--- a/provenance_sdm/manuscript/Journal_of_Biogeography_manuscript.docx
+++ b/provenance_sdm/manuscript/Journal_of_Biogeography_manuscript.docx
@@ -748,7 +748,7 @@
         <w:jc w:val="left"/>
       </w:pPr>
       <w:r>
-        <w:t>Ul Mairaj, A., 2026. Observed provenance composition is not sampling effort in presence-only species distribution models: code and reproducibility materials, version 1.0.0. Zenodo. https://doi.org/10.5281/zenodo.22164506.</w:t>
+        <w:t>Ul Mairaj, A., 2026. Observed provenance composition is not sampling effort in presence-only species distribution models: Journal of Biogeography submission materials, version 1.0.1. Zenodo. https://doi.org/10.5281/zenodo.22212572.</w:t>
       </w:r>
     </w:p>
     <w:p>
